--- a/research-content/forms/jiyoung.docx
+++ b/research-content/forms/jiyoung.docx
@@ -3,11 +3,6 @@
 <w:document xmlns:wpc="http://schemas.microsoft.com/office/word/2010/wordprocessingCanvas" xmlns:cx="http://schemas.microsoft.com/office/drawing/2014/chartex" xmlns:cx1="http://schemas.microsoft.com/office/drawing/2015/9/8/chartex" xmlns:cx2="http://schemas.microsoft.com/office/drawing/2015/10/21/chartex" xmlns:cx3="http://schemas.microsoft.com/office/drawing/2016/5/9/chartex" xmlns:cx4="http://schemas.microsoft.com/office/drawing/2016/5/10/chartex" xmlns:cx5="http://schemas.microsoft.com/office/drawing/2016/5/11/chartex" xmlns:cx6="http://schemas.microsoft.com/office/drawing/2016/5/12/chartex" xmlns:cx7="http://schemas.microsoft.com/office/drawing/2016/5/13/chartex" xmlns:cx8="http://schemas.microsoft.com/office/drawing/2016/5/14/chartex" xmlns:mc="http://schemas.openxmlformats.org/markup-compatibility/2006" xmlns:aink="http://schemas.microsoft.com/office/drawing/2016/ink" xmlns:am3d="http://schemas.microsoft.com/office/drawing/2017/model3d" xmlns:o="urn:schemas-microsoft-com:office:office" xmlns:oel="http://schemas.microsoft.com/office/2019/extlst" xmlns:r="http://schemas.openxmlformats.org/officeDocument/2006/relationships" xmlns:m="http://schemas.openxmlformats.org/officeDocument/2006/math" xmlns:v="urn:schemas-microsoft-com:vml" xmlns:wp14="http://schemas.microsoft.com/office/word/2010/wordprocessingDrawing" xmlns:wp="http://schemas.openxmlformats.org/drawingml/2006/wordprocessingDrawing" xmlns:w10="urn:schemas-microsoft-com:office:word" xmlns:w="http://schemas.openxmlformats.org/wordprocessingml/2006/main" xmlns:w14="http://schemas.microsoft.com/office/word/2010/wordml" xmlns:w15="http://schemas.microsoft.com/office/word/2012/wordml" xmlns:w16cex="http://schemas.microsoft.com/office/word/2018/wordml/cex" xmlns:w16cid="http://schemas.microsoft.com/office/word/2016/wordml/cid" xmlns:w16="http://schemas.microsoft.com/office/word/2018/wordml" xmlns:w16du="http://schemas.microsoft.com/office/word/2023/wordml/word16du" xmlns:w16sdtdh="http://schemas.microsoft.com/office/word/2020/wordml/sdtdatahash" xmlns:w16sdtfl="http://schemas.microsoft.com/office/word/2024/wordml/sdtformatlock" xmlns:w16se="http://schemas.microsoft.com/office/word/2015/wordml/symex" xmlns:wpg="http://schemas.microsoft.com/office/word/2010/wordprocessingGroup" xmlns:wpi="http://schemas.microsoft.com/office/word/2010/wordprocessingInk" xmlns:wne="http://schemas.microsoft.com/office/word/2006/wordml" xmlns:wps="http://schemas.microsoft.com/office/word/2010/wordprocessingShape" mc:Ignorable="w14 w15 w16se w16cid w16 w16cex w16sdtdh w16sdtfl w16du wp14">
   <w:body>
     <w:p>
-      <w:pPr>
-        <w:rPr>
-          <w:rFonts w:hint="eastAsia"/>
-        </w:rPr>
-      </w:pPr>
       <w:r>
         <w:rPr>
           <w:rFonts w:hint="eastAsia"/>
@@ -24,7 +19,6 @@
         </w:rPr>
         <w:t xml:space="preserve"> </w:t>
       </w:r>
-      <w:proofErr w:type="gramStart"/>
       <w:r>
         <w:rPr>
           <w:rFonts w:hint="eastAsia"/>
@@ -37,14 +31,7 @@
         <w:rPr>
           <w:rFonts w:hint="eastAsia"/>
         </w:rPr>
-        <w:t xml:space="preserve"> :</w:t>
-      </w:r>
-      <w:proofErr w:type="gramEnd"/>
-      <w:r>
-        <w:rPr>
-          <w:rFonts w:hint="eastAsia"/>
-        </w:rPr>
-        <w:t xml:space="preserve"> (</w:t>
+        <w:t xml:space="preserve"> : (</w:t>
       </w:r>
       <w:r>
         <w:rPr>
@@ -64,28 +51,18 @@
         </w:rPr>
         <w:t>줄</w:t>
       </w:r>
-      <w:proofErr w:type="gramStart"/>
-      <w:r>
-        <w:rPr>
-          <w:rFonts w:hint="eastAsia"/>
-        </w:rPr>
-        <w:t>) :</w:t>
-      </w:r>
-      <w:proofErr w:type="gramEnd"/>
-      <w:r>
-        <w:rPr>
-          <w:rFonts w:hint="eastAsia"/>
-        </w:rPr>
-        <w:t xml:space="preserve"> </w:t>
-      </w:r>
-      <w:proofErr w:type="spellStart"/>
+      <w:r>
+        <w:rPr>
+          <w:rFonts w:hint="eastAsia"/>
+        </w:rPr>
+        <w:t xml:space="preserve">) : </w:t>
+      </w:r>
       <w:r>
         <w:rPr>
           <w:rFonts w:hint="eastAsia"/>
         </w:rPr>
         <w:t>재실자</w:t>
       </w:r>
-      <w:proofErr w:type="spellEnd"/>
       <w:r>
         <w:rPr>
           <w:rFonts w:hint="eastAsia"/>
@@ -128,14 +105,12 @@
         </w:rPr>
         <w:t xml:space="preserve"> </w:t>
       </w:r>
-      <w:proofErr w:type="spellStart"/>
       <w:r>
         <w:rPr>
           <w:rFonts w:hint="eastAsia"/>
         </w:rPr>
         <w:t>고정밀</w:t>
       </w:r>
-      <w:proofErr w:type="spellEnd"/>
       <w:r>
         <w:rPr>
           <w:rFonts w:hint="eastAsia"/>
@@ -529,38 +504,48 @@
     <w:p>
       <w:pPr>
         <w:rPr>
+          <w:rFonts w:ascii="-윤고딕350" w:eastAsia="-윤고딕350"/>
+          <w:b/>
+          <w:bCs/>
+        </w:rPr>
+      </w:pPr>
+      <w:r>
+        <w:rPr>
           <w:rFonts w:ascii="-윤고딕350" w:eastAsia="-윤고딕350" w:hint="eastAsia"/>
           <w:b/>
           <w:bCs/>
         </w:rPr>
-      </w:pPr>
+        <w:t>연구소개</w:t>
+      </w:r>
       <w:r>
         <w:rPr>
           <w:rFonts w:ascii="-윤고딕350" w:eastAsia="-윤고딕350" w:hint="eastAsia"/>
           <w:b/>
           <w:bCs/>
         </w:rPr>
-        <w:t>연구소개</w:t>
-      </w:r>
-      <w:r>
-        <w:rPr>
-          <w:rFonts w:ascii="-윤고딕350" w:eastAsia="-윤고딕350" w:hint="eastAsia"/>
+        <w:t>(가능하다면 사진과 함께)</w:t>
+      </w:r>
+    </w:p>
+    <w:p>
+      <w:pPr>
+        <w:rPr>
+          <w:rFonts w:ascii="-윤고딕350" w:eastAsia="-윤고딕350"/>
           <w:b/>
           <w:bCs/>
         </w:rPr>
-        <w:t>(가능하다면 사진과 함께)</w:t>
-      </w:r>
-    </w:p>
-    <w:p>
-      <w:r>
-        <w:rPr>
+      </w:pPr>
+      <w:r>
+        <w:rPr>
+          <w:rFonts w:ascii="-윤고딕350" w:eastAsia="-윤고딕350"/>
+          <w:b/>
+          <w:bCs/>
           <w:noProof/>
         </w:rPr>
         <w:drawing>
-          <wp:inline distT="0" distB="0" distL="0" distR="0" wp14:anchorId="5B7ED0CD" wp14:editId="10E54EE9">
-            <wp:extent cx="5166360" cy="2461260"/>
-            <wp:effectExtent l="0" t="0" r="0" b="0"/>
-            <wp:docPr id="1037363824" name="그림 2"/>
+          <wp:inline distT="0" distB="0" distL="0" distR="0" wp14:anchorId="757FBC0F" wp14:editId="102EC468">
+            <wp:extent cx="5722620" cy="3291840"/>
+            <wp:effectExtent l="0" t="0" r="0" b="3810"/>
+            <wp:docPr id="1454695446" name="그림 3"/>
             <wp:cNvGraphicFramePr>
               <a:graphicFrameLocks xmlns:a="http://schemas.openxmlformats.org/drawingml/2006/main" noChangeAspect="1"/>
             </wp:cNvGraphicFramePr>
@@ -573,27 +558,15 @@
                       <a:picLocks noChangeAspect="1" noChangeArrowheads="1"/>
                     </pic:cNvPicPr>
                   </pic:nvPicPr>
-                  <pic:blipFill rotWithShape="1">
-                    <a:blip r:embed="rId5">
+                  <pic:blipFill>
+                    <a:blip r:embed="rId5" cstate="print">
                       <a:extLst>
-                        <a:ext uri="{BEBA8EAE-BF5A-486C-A8C5-ECC9F3942E4B}">
-                          <a14:imgProps xmlns:a14="http://schemas.microsoft.com/office/drawing/2010/main">
-                            <a14:imgLayer r:embed="rId6">
-                              <a14:imgEffect>
-                                <a14:sharpenSoften amount="25000"/>
-                              </a14:imgEffect>
-                              <a14:imgEffect>
-                                <a14:brightnessContrast bright="20000"/>
-                              </a14:imgEffect>
-                            </a14:imgLayer>
-                          </a14:imgProps>
-                        </a:ext>
                         <a:ext uri="{28A0092B-C50C-407E-A947-70E740481C1C}">
                           <a14:useLocalDpi xmlns:a14="http://schemas.microsoft.com/office/drawing/2010/main" val="0"/>
                         </a:ext>
                       </a:extLst>
                     </a:blip>
-                    <a:srcRect l="4388" t="18440" r="5452" b="5200"/>
+                    <a:srcRect/>
                     <a:stretch>
                       <a:fillRect/>
                     </a:stretch>
@@ -601,7 +574,7 @@
                   <pic:spPr bwMode="auto">
                     <a:xfrm>
                       <a:off x="0" y="0"/>
-                      <a:ext cx="5166360" cy="2461260"/>
+                      <a:ext cx="5722620" cy="3291840"/>
                     </a:xfrm>
                     <a:prstGeom prst="rect">
                       <a:avLst/>
@@ -610,11 +583,6 @@
                     <a:ln>
                       <a:noFill/>
                     </a:ln>
-                    <a:extLst>
-                      <a:ext uri="{53640926-AAD7-44D8-BBD7-CCE9431645EC}">
-                        <a14:shadowObscured xmlns:a14="http://schemas.microsoft.com/office/drawing/2010/main"/>
-                      </a:ext>
-                    </a:extLst>
                   </pic:spPr>
                 </pic:pic>
               </a:graphicData>
@@ -624,36 +592,17 @@
       </w:r>
     </w:p>
     <w:p>
-      <w:pPr>
-        <w:rPr>
-          <w:rFonts w:hint="eastAsia"/>
-        </w:rPr>
-      </w:pPr>
       <w:r>
         <w:rPr>
           <w:rFonts w:ascii="-윤고딕350" w:eastAsia="-윤고딕350" w:hint="eastAsia"/>
         </w:rPr>
-        <w:t xml:space="preserve">연구 </w:t>
-      </w:r>
-      <w:proofErr w:type="gramStart"/>
-      <w:r>
-        <w:rPr>
-          <w:rFonts w:ascii="-윤고딕350" w:eastAsia="-윤고딕350" w:hint="eastAsia"/>
-        </w:rPr>
-        <w:t>제목</w:t>
-      </w:r>
-      <w:r>
-        <w:rPr>
-          <w:rFonts w:hint="eastAsia"/>
-        </w:rPr>
-        <w:t xml:space="preserve"> :</w:t>
-      </w:r>
-      <w:proofErr w:type="gramEnd"/>
-      <w:r>
-        <w:rPr>
-          <w:rFonts w:hint="eastAsia"/>
-        </w:rPr>
-        <w:t xml:space="preserve"> </w:t>
+        <w:t>연구 제목</w:t>
+      </w:r>
+      <w:r>
+        <w:rPr>
+          <w:rFonts w:hint="eastAsia"/>
+        </w:rPr>
+        <w:t xml:space="preserve"> : </w:t>
       </w:r>
       <w:r>
         <w:rPr>
@@ -751,14 +700,12 @@
         </w:rPr>
         <w:t xml:space="preserve"> </w:t>
       </w:r>
-      <w:proofErr w:type="spellStart"/>
       <w:r>
         <w:rPr>
           <w:rFonts w:hint="eastAsia"/>
         </w:rPr>
         <w:t>재실자</w:t>
       </w:r>
-      <w:proofErr w:type="spellEnd"/>
       <w:r>
         <w:rPr>
           <w:rFonts w:hint="eastAsia"/>
@@ -820,7 +767,6 @@
         </w:rPr>
         <w:t xml:space="preserve"> </w:t>
       </w:r>
-      <w:proofErr w:type="gramStart"/>
       <w:r>
         <w:rPr>
           <w:rFonts w:hint="eastAsia"/>
@@ -833,14 +779,7 @@
         <w:rPr>
           <w:rFonts w:hint="eastAsia"/>
         </w:rPr>
-        <w:t xml:space="preserve"> :</w:t>
-      </w:r>
-      <w:proofErr w:type="gramEnd"/>
-      <w:r>
-        <w:rPr>
-          <w:rFonts w:hint="eastAsia"/>
-        </w:rPr>
-        <w:t xml:space="preserve"> </w:t>
+        <w:t xml:space="preserve"> : </w:t>
       </w:r>
       <w:r>
         <w:t>대부분의</w:t>
@@ -1004,11 +943,9 @@
       <w:r>
         <w:t xml:space="preserve"> </w:t>
       </w:r>
-      <w:proofErr w:type="spellStart"/>
       <w:r>
         <w:t>재실자</w:t>
       </w:r>
-      <w:proofErr w:type="spellEnd"/>
       <w:r>
         <w:t xml:space="preserve"> </w:t>
       </w:r>
@@ -1120,11 +1057,9 @@
       <w:r>
         <w:t xml:space="preserve"> </w:t>
       </w:r>
-      <w:proofErr w:type="spellStart"/>
       <w:r>
         <w:t>재실자</w:t>
       </w:r>
-      <w:proofErr w:type="spellEnd"/>
       <w:r>
         <w:t xml:space="preserve"> </w:t>
       </w:r>
@@ -1203,7 +1138,6 @@
     </w:p>
     <w:p/>
     <w:p>
-      <w:proofErr w:type="gramStart"/>
       <w:r>
         <w:rPr>
           <w:rFonts w:hint="eastAsia"/>
@@ -1224,14 +1158,7 @@
         <w:rPr>
           <w:rFonts w:hint="eastAsia"/>
         </w:rPr>
-        <w:t>:</w:t>
-      </w:r>
-      <w:proofErr w:type="gramEnd"/>
-      <w:r>
-        <w:rPr>
-          <w:rFonts w:hint="eastAsia"/>
-        </w:rPr>
-        <w:t xml:space="preserve"> </w:t>
+        <w:t xml:space="preserve">: </w:t>
       </w:r>
       <w:r>
         <w:t>재실자의</w:t>
@@ -1257,11 +1184,9 @@
       <w:r>
         <w:t xml:space="preserve"> </w:t>
       </w:r>
-      <w:proofErr w:type="spellStart"/>
       <w:r>
         <w:t>재실자</w:t>
       </w:r>
-      <w:proofErr w:type="spellEnd"/>
       <w:r>
         <w:t xml:space="preserve"> </w:t>
       </w:r>
@@ -1309,12 +1234,6 @@
       </w:r>
     </w:p>
     <w:p>
-      <w:pPr>
-        <w:rPr>
-          <w:rFonts w:hint="eastAsia"/>
-        </w:rPr>
-      </w:pPr>
-      <w:proofErr w:type="gramStart"/>
       <w:r>
         <w:rPr>
           <w:rFonts w:hint="eastAsia"/>
@@ -1327,14 +1246,7 @@
         <w:rPr>
           <w:rFonts w:hint="eastAsia"/>
         </w:rPr>
-        <w:t xml:space="preserve"> :</w:t>
-      </w:r>
-      <w:proofErr w:type="gramEnd"/>
-      <w:r>
-        <w:rPr>
-          <w:rFonts w:hint="eastAsia"/>
-        </w:rPr>
-        <w:t xml:space="preserve"> </w:t>
+        <w:t xml:space="preserve"> : </w:t>
       </w:r>
       <w:r>
         <w:rPr>
@@ -1381,7 +1293,6 @@
     </w:p>
     <w:p/>
     <w:p>
-      <w:proofErr w:type="gramStart"/>
       <w:r>
         <w:rPr>
           <w:rFonts w:hint="eastAsia"/>
@@ -1394,14 +1305,7 @@
         <w:rPr>
           <w:rFonts w:hint="eastAsia"/>
         </w:rPr>
-        <w:t xml:space="preserve"> :</w:t>
-      </w:r>
-      <w:proofErr w:type="gramEnd"/>
-      <w:r>
-        <w:rPr>
-          <w:rFonts w:hint="eastAsia"/>
-        </w:rPr>
-        <w:t xml:space="preserve"> </w:t>
+        <w:t xml:space="preserve"> : </w:t>
       </w:r>
       <w:r>
         <w:rPr>
@@ -1416,7 +1320,6 @@
         <w:rPr>
           <w:noProof/>
         </w:rPr>
-        <w:lastRenderedPageBreak/>
         <mc:AlternateContent>
           <mc:Choice Requires="wps">
             <w:drawing>
@@ -1480,7 +1383,7 @@
     <w:p>
       <w:pPr>
         <w:rPr>
-          <w:rFonts w:ascii="-윤고딕350" w:eastAsia="-윤고딕350" w:hint="eastAsia"/>
+          <w:rFonts w:ascii="-윤고딕350" w:eastAsia="-윤고딕350"/>
           <w:b/>
           <w:bCs/>
         </w:rPr>
@@ -1523,11 +1426,11 @@
                     <pic:cNvPicPr/>
                   </pic:nvPicPr>
                   <pic:blipFill>
-                    <a:blip r:embed="rId7">
+                    <a:blip r:embed="rId6">
                       <a:extLst>
                         <a:ext uri="{BEBA8EAE-BF5A-486C-A8C5-ECC9F3942E4B}">
                           <a14:imgProps xmlns:a14="http://schemas.microsoft.com/office/drawing/2010/main">
-                            <a14:imgLayer r:embed="rId8">
+                            <a14:imgLayer r:embed="rId7">
                               <a14:imgEffect>
                                 <a14:sharpenSoften amount="20000"/>
                               </a14:imgEffect>
@@ -1557,36 +1460,17 @@
       </w:r>
     </w:p>
     <w:p>
-      <w:pPr>
-        <w:rPr>
-          <w:rFonts w:hint="eastAsia"/>
-        </w:rPr>
-      </w:pPr>
       <w:r>
         <w:rPr>
           <w:rFonts w:ascii="-윤고딕350" w:eastAsia="-윤고딕350" w:hint="eastAsia"/>
         </w:rPr>
-        <w:t xml:space="preserve">연구 </w:t>
-      </w:r>
-      <w:proofErr w:type="gramStart"/>
-      <w:r>
-        <w:rPr>
-          <w:rFonts w:ascii="-윤고딕350" w:eastAsia="-윤고딕350" w:hint="eastAsia"/>
-        </w:rPr>
-        <w:t>제목</w:t>
-      </w:r>
-      <w:r>
-        <w:rPr>
-          <w:rFonts w:hint="eastAsia"/>
-        </w:rPr>
-        <w:t xml:space="preserve"> :</w:t>
-      </w:r>
-      <w:proofErr w:type="gramEnd"/>
-      <w:r>
-        <w:rPr>
-          <w:rFonts w:hint="eastAsia"/>
-        </w:rPr>
-        <w:t xml:space="preserve"> </w:t>
+        <w:t>연구 제목</w:t>
+      </w:r>
+      <w:r>
+        <w:rPr>
+          <w:rFonts w:hint="eastAsia"/>
+        </w:rPr>
+        <w:t xml:space="preserve"> : </w:t>
       </w:r>
       <w:r>
         <w:rPr>
@@ -1699,11 +1583,6 @@
     </w:p>
     <w:p/>
     <w:p>
-      <w:pPr>
-        <w:rPr>
-          <w:rFonts w:hint="eastAsia"/>
-        </w:rPr>
-      </w:pPr>
       <w:r>
         <w:rPr>
           <w:rFonts w:hint="eastAsia"/>
@@ -1720,7 +1599,6 @@
         </w:rPr>
         <w:t xml:space="preserve"> </w:t>
       </w:r>
-      <w:proofErr w:type="gramStart"/>
       <w:r>
         <w:rPr>
           <w:rFonts w:hint="eastAsia"/>
@@ -1733,14 +1611,7 @@
         <w:rPr>
           <w:rFonts w:hint="eastAsia"/>
         </w:rPr>
-        <w:t xml:space="preserve"> :</w:t>
-      </w:r>
-      <w:proofErr w:type="gramEnd"/>
-      <w:r>
-        <w:rPr>
-          <w:rFonts w:hint="eastAsia"/>
-        </w:rPr>
-        <w:t xml:space="preserve"> </w:t>
+        <w:t xml:space="preserve"> : </w:t>
       </w:r>
       <w:r>
         <w:t>현재</w:t>
@@ -1784,11 +1655,9 @@
       <w:r>
         <w:t xml:space="preserve"> </w:t>
       </w:r>
-      <w:proofErr w:type="spellStart"/>
       <w:r>
         <w:t>온열환경의</w:t>
       </w:r>
-      <w:proofErr w:type="spellEnd"/>
       <w:r>
         <w:t xml:space="preserve"> </w:t>
       </w:r>
@@ -1882,11 +1751,9 @@
       <w:r>
         <w:t xml:space="preserve"> </w:t>
       </w:r>
-      <w:proofErr w:type="spellStart"/>
       <w:r>
         <w:t>쾌적성</w:t>
       </w:r>
-      <w:proofErr w:type="spellEnd"/>
       <w:r>
         <w:t xml:space="preserve"> </w:t>
       </w:r>
@@ -1926,11 +1793,9 @@
       <w:r>
         <w:t xml:space="preserve"> </w:t>
       </w:r>
-      <w:proofErr w:type="spellStart"/>
       <w:r>
         <w:t>대사율</w:t>
       </w:r>
-      <w:proofErr w:type="spellEnd"/>
       <w:r>
         <w:t xml:space="preserve"> </w:t>
       </w:r>
@@ -1946,11 +1811,9 @@
       <w:r>
         <w:t xml:space="preserve"> </w:t>
       </w:r>
-      <w:proofErr w:type="spellStart"/>
       <w:r>
         <w:t>표준화하여</w:t>
       </w:r>
-      <w:proofErr w:type="spellEnd"/>
       <w:r>
         <w:t xml:space="preserve"> </w:t>
       </w:r>
@@ -2017,7 +1880,6 @@
     </w:p>
     <w:p/>
     <w:p>
-      <w:proofErr w:type="gramStart"/>
       <w:r>
         <w:rPr>
           <w:rFonts w:hint="eastAsia"/>
@@ -2038,14 +1900,7 @@
         <w:rPr>
           <w:rFonts w:hint="eastAsia"/>
         </w:rPr>
-        <w:t>:</w:t>
-      </w:r>
-      <w:proofErr w:type="gramEnd"/>
-      <w:r>
-        <w:rPr>
-          <w:rFonts w:hint="eastAsia"/>
-        </w:rPr>
-        <w:t xml:space="preserve"> </w:t>
+        <w:t xml:space="preserve">: </w:t>
       </w:r>
       <w:r>
         <w:t>개인별</w:t>
@@ -2197,17 +2052,14 @@
       <w:r>
         <w:t xml:space="preserve"> </w:t>
       </w:r>
-      <w:proofErr w:type="gramStart"/>
       <w:r>
         <w:t>합니다</w:t>
       </w:r>
       <w:r>
         <w:t>..</w:t>
       </w:r>
-      <w:proofErr w:type="gramEnd"/>
     </w:p>
     <w:p>
-      <w:proofErr w:type="gramStart"/>
       <w:r>
         <w:rPr>
           <w:rFonts w:hint="eastAsia"/>
@@ -2220,61 +2072,30 @@
         <w:rPr>
           <w:rFonts w:hint="eastAsia"/>
         </w:rPr>
-        <w:t xml:space="preserve"> :</w:t>
-      </w:r>
-      <w:proofErr w:type="gramEnd"/>
-      <w:r>
-        <w:rPr>
-          <w:rFonts w:hint="eastAsia"/>
-        </w:rPr>
-        <w:t xml:space="preserve"> </w:t>
+        <w:t xml:space="preserve"> : </w:t>
       </w:r>
       <w:r>
         <w:t>Predicted Mean Vote · Virtual Sensing · Metabolic Rate · Thermal Comfort · Personalized Seat Reservation</w:t>
       </w:r>
     </w:p>
     <w:p>
-      <w:pPr>
-        <w:rPr>
-          <w:rFonts w:hint="eastAsia"/>
-        </w:rPr>
-      </w:pPr>
-      <w:proofErr w:type="gramStart"/>
       <w:r>
         <w:rPr>
           <w:rFonts w:hint="eastAsia"/>
           <w:b/>
           <w:bCs/>
         </w:rPr>
+        <w:lastRenderedPageBreak/>
         <w:t>TOOLS</w:t>
       </w:r>
       <w:r>
         <w:rPr>
           <w:rFonts w:hint="eastAsia"/>
         </w:rPr>
-        <w:t xml:space="preserve"> :</w:t>
-      </w:r>
-      <w:proofErr w:type="gramEnd"/>
-      <w:r>
-        <w:rPr>
-          <w:rFonts w:hint="eastAsia"/>
-        </w:rPr>
-        <w:t xml:space="preserve"> Python, </w:t>
-      </w:r>
-      <w:r>
-        <w:rPr>
-          <w:rFonts w:hint="eastAsia"/>
-        </w:rPr>
-        <w:t xml:space="preserve">Virtual Sensing </w:t>
+        <w:t xml:space="preserve"> : Python, Virtual Sensing </w:t>
       </w:r>
     </w:p>
-    <w:p>
-      <w:pPr>
-        <w:rPr>
-          <w:rFonts w:hint="eastAsia"/>
-        </w:rPr>
-      </w:pPr>
-    </w:p>
+    <w:p/>
     <w:sectPr>
       <w:pgSz w:w="11906" w:h="16838"/>
       <w:pgMar w:top="1701" w:right="1440" w:bottom="1440" w:left="1440" w:header="851" w:footer="992" w:gutter="0"/>
@@ -2993,6 +2814,7 @@
   <w:style w:type="character" w:default="1" w:styleId="a0">
     <w:name w:val="Default Paragraph Font"/>
     <w:uiPriority w:val="1"/>
+    <w:semiHidden/>
     <w:unhideWhenUsed/>
   </w:style>
   <w:style w:type="table" w:default="1" w:styleId="a1">
